--- a/poetry/freeform/flotsam-and-jetsam/theseus-and-his-ship.docx
+++ b/poetry/freeform/flotsam-and-jetsam/theseus-and-his-ship.docx
@@ -24,16 +24,46 @@
         <w:t xml:space="preserve">Composed by of and by our experiences? </w:t>
       </w:r>
       <w:r>
+        <w:t>Privately,</w:t>
+      </w:r>
+      <w:r>
         <w:br/>
         <w:t>How can I not blame you? I’m curious.</w:t>
       </w:r>
       <w:r>
         <w:br/>
-        <w:t>And mother-fucking furious!</w:t>
+        <w:t xml:space="preserve">And </w:t>
+      </w:r>
+      <w:r>
+        <w:t xml:space="preserve">really </w:t>
+      </w:r>
+      <w:proofErr w:type="gramStart"/>
+      <w:r>
+        <w:t>really</w:t>
+      </w:r>
+      <w:r>
+        <w:t>-fucking</w:t>
+      </w:r>
+      <w:proofErr w:type="gramEnd"/>
+      <w:r>
+        <w:t xml:space="preserve"> furious!</w:t>
       </w:r>
       <w:r>
         <w:br/>
-        <w:t xml:space="preserve">And delirious </w:t>
+      </w:r>
+      <w:proofErr w:type="gramStart"/>
+      <w:r>
+        <w:t xml:space="preserve">And </w:t>
+      </w:r>
+      <w:r>
+        <w:t xml:space="preserve"> damn</w:t>
+      </w:r>
+      <w:proofErr w:type="gramEnd"/>
+      <w:r>
+        <w:t xml:space="preserve"> </w:t>
+      </w:r>
+      <w:r>
+        <w:t xml:space="preserve">delirious </w:t>
       </w:r>
       <w:r>
         <w:br/>
@@ -41,7 +71,14 @@
       </w:r>
       <w:r>
         <w:br/>
-        <w:t>and…</w:t>
+      </w:r>
+      <w:proofErr w:type="spellStart"/>
+      <w:r>
+        <w:t>and</w:t>
+      </w:r>
+      <w:proofErr w:type="spellEnd"/>
+      <w:r>
+        <w:t>…</w:t>
       </w:r>
     </w:p>
     <w:p>
@@ -86,7 +123,15 @@
     </w:p>
     <w:p>
       <w:r>
-        <w:t xml:space="preserve">Starting to think this heart should stop apologising </w:t>
+        <w:t xml:space="preserve">Starting to think this heart should stop </w:t>
+      </w:r>
+      <w:proofErr w:type="spellStart"/>
+      <w:r>
+        <w:t>apologising</w:t>
+      </w:r>
+      <w:proofErr w:type="spellEnd"/>
+      <w:r>
+        <w:t xml:space="preserve"> </w:t>
       </w:r>
       <w:r>
         <w:br/>
@@ -111,12 +156,20 @@
       </w:r>
       <w:r>
         <w:br/>
-        <w:t xml:space="preserve">A ship that never got to sail the sea. </w:t>
+        <w:t xml:space="preserve">A ship that never got to </w:t>
+      </w:r>
+      <w:proofErr w:type="gramStart"/>
+      <w:r>
+        <w:t>sail</w:t>
+      </w:r>
+      <w:proofErr w:type="gramEnd"/>
+      <w:r>
+        <w:t xml:space="preserve"> the sea. </w:t>
       </w:r>
     </w:p>
     <w:p>
       <w:r>
-        <w:t>Orpheus could not win back Eurydices,</w:t>
+        <w:t>Orpheus could not win back Eurydice,</w:t>
       </w:r>
       <w:r>
         <w:br/>
@@ -124,7 +177,15 @@
       </w:r>
       <w:r>
         <w:br/>
-        <w:t>I was wrong to you and you were wrong to me.</w:t>
+        <w:t xml:space="preserve">I was wrong to </w:t>
+      </w:r>
+      <w:proofErr w:type="gramStart"/>
+      <w:r>
+        <w:t>you</w:t>
+      </w:r>
+      <w:proofErr w:type="gramEnd"/>
+      <w:r>
+        <w:t xml:space="preserve"> and you were wrong to me.</w:t>
       </w:r>
       <w:r>
         <w:br/>
@@ -136,7 +197,15 @@
       </w:r>
       <w:r>
         <w:br/>
-        <w:t xml:space="preserve">just cause we ceased to be. </w:t>
+        <w:t xml:space="preserve">just </w:t>
+      </w:r>
+      <w:proofErr w:type="gramStart"/>
+      <w:r>
+        <w:t>cause</w:t>
+      </w:r>
+      <w:proofErr w:type="gramEnd"/>
+      <w:r>
+        <w:t xml:space="preserve"> we ceased to be. </w:t>
       </w:r>
     </w:p>
     <w:sectPr>
